--- a/docs/lectures/Chapter04_Lecture.docx
+++ b/docs/lectures/Chapter04_Lecture.docx
@@ -23,7 +23,7 @@
         <w:pStyle w:val="Date"/>
       </w:pPr>
       <w:r>
-        <w:t xml:space="preserve">2026-01-11</w:t>
+        <w:t xml:space="preserve">2026-01-13</w:t>
       </w:r>
     </w:p>
     <w:sdt>

--- a/docs/lectures/Chapter04_Lecture.docx
+++ b/docs/lectures/Chapter04_Lecture.docx
@@ -23,7 +23,7 @@
         <w:pStyle w:val="Date"/>
       </w:pPr>
       <w:r>
-        <w:t xml:space="preserve">2026-01-13</w:t>
+        <w:t xml:space="preserve">2026-01-14</w:t>
       </w:r>
     </w:p>
     <w:sdt>

--- a/docs/lectures/Chapter04_Lecture.docx
+++ b/docs/lectures/Chapter04_Lecture.docx
@@ -23,7 +23,7 @@
         <w:pStyle w:val="Date"/>
       </w:pPr>
       <w:r>
-        <w:t xml:space="preserve">2026-02-08</w:t>
+        <w:t xml:space="preserve">2026-02-22</w:t>
       </w:r>
     </w:p>
     <w:sdt>
@@ -6136,7 +6136,7 @@
         <w:pStyle w:val="Heading4"/>
       </w:pPr>
       <w:r>
-        <w:t xml:space="preserve">4.3.3.1 1. Financial Market Development</w:t>
+        <w:t xml:space="preserve">4.3.3.1 Financial Market Development</w:t>
       </w:r>
     </w:p>
     <w:p>
@@ -6182,7 +6182,7 @@
         <w:pStyle w:val="Heading4"/>
       </w:pPr>
       <w:r>
-        <w:t xml:space="preserve">4.3.3.2 2. Separation of Management and Ownership</w:t>
+        <w:t xml:space="preserve">4.3.3.2 Separation of Management and Ownership</w:t>
       </w:r>
     </w:p>
     <w:p>
@@ -6228,7 +6228,7 @@
         <w:pStyle w:val="Heading4"/>
       </w:pPr>
       <w:r>
-        <w:t xml:space="preserve">4.3.3.3 3. Disclosure and Transparency</w:t>
+        <w:t xml:space="preserve">4.3.3.3 Disclosure and Transparency</w:t>
       </w:r>
     </w:p>
     <w:p>
@@ -6281,7 +6281,7 @@
         <w:pStyle w:val="Heading4"/>
       </w:pPr>
       <w:r>
-        <w:t xml:space="preserve">4.3.3.4 4. Historical Development of the Legal System</w:t>
+        <w:t xml:space="preserve">4.3.3.4 Historical Development of the Legal System</w:t>
       </w:r>
     </w:p>
     <w:p>
@@ -8256,6 +8256,24 @@
       </w:r>
       <w:r>
         <w:t xml:space="preserve">A family-based firm may restrict B-shares to family members while A-shares are sold to the public. The B-shares often carry significantly higher voting rights, ensuring continued family control.</w:t>
+      </w:r>
+    </w:p>
+    <w:p>
+      <w:pPr>
+        <w:pStyle w:val="BodyText"/>
+      </w:pPr>
+      <w:r>
+        <w:rPr>
+          <w:b/>
+          <w:bCs/>
+        </w:rPr>
+        <w:t xml:space="preserve">Ford Motor Company</w:t>
+      </w:r>
+      <w:r>
+        <w:t xml:space="preserve"> </w:t>
+      </w:r>
+      <w:r>
+        <w:t xml:space="preserve">The Ford family holds 40% of the voting power of the company through a special class of stock (Class B shares).</w:t>
       </w:r>
     </w:p>
     <w:bookmarkEnd w:id="85"/>

--- a/docs/lectures/Chapter04_Lecture.docx
+++ b/docs/lectures/Chapter04_Lecture.docx
@@ -23,7 +23,7 @@
         <w:pStyle w:val="Date"/>
       </w:pPr>
       <w:r>
-        <w:t xml:space="preserve">2026-02-22</w:t>
+        <w:t xml:space="preserve">2026-03-01</w:t>
       </w:r>
     </w:p>
     <w:sdt>

--- a/docs/lectures/Chapter04_Lecture.docx
+++ b/docs/lectures/Chapter04_Lecture.docx
@@ -23,7 +23,7 @@
         <w:pStyle w:val="Date"/>
       </w:pPr>
       <w:r>
-        <w:t xml:space="preserve">2026-03-01</w:t>
+        <w:t xml:space="preserve">2026-03-03</w:t>
       </w:r>
     </w:p>
     <w:sdt>

--- a/docs/lectures/Chapter04_Lecture.docx
+++ b/docs/lectures/Chapter04_Lecture.docx
@@ -23,7 +23,7 @@
         <w:pStyle w:val="Date"/>
       </w:pPr>
       <w:r>
-        <w:t xml:space="preserve">2026-03-03</w:t>
+        <w:t xml:space="preserve">2026-03-05</w:t>
       </w:r>
     </w:p>
     <w:sdt>

--- a/docs/lectures/Chapter04_Lecture.docx
+++ b/docs/lectures/Chapter04_Lecture.docx
@@ -23,7 +23,7 @@
         <w:pStyle w:val="Date"/>
       </w:pPr>
       <w:r>
-        <w:t xml:space="preserve">2026-03-05</w:t>
+        <w:t xml:space="preserve">2026-03-08</w:t>
       </w:r>
     </w:p>
     <w:sdt>

--- a/docs/lectures/Chapter04_Lecture.docx
+++ b/docs/lectures/Chapter04_Lecture.docx
@@ -23,7 +23,7 @@
         <w:pStyle w:val="Date"/>
       </w:pPr>
       <w:r>
-        <w:t xml:space="preserve">2026-03-08</w:t>
+        <w:t xml:space="preserve">2026-03-10</w:t>
       </w:r>
     </w:p>
     <w:sdt>

--- a/docs/lectures/Chapter04_Lecture.docx
+++ b/docs/lectures/Chapter04_Lecture.docx
@@ -23,7 +23,7 @@
         <w:pStyle w:val="Date"/>
       </w:pPr>
       <w:r>
-        <w:t xml:space="preserve">2026-03-10</w:t>
+        <w:t xml:space="preserve">2026-03-15</w:t>
       </w:r>
     </w:p>
     <w:sdt>

--- a/docs/lectures/Chapter04_Lecture.docx
+++ b/docs/lectures/Chapter04_Lecture.docx
@@ -23,7 +23,7 @@
         <w:pStyle w:val="Date"/>
       </w:pPr>
       <w:r>
-        <w:t xml:space="preserve">2026-03-15</w:t>
+        <w:t xml:space="preserve">2026-03-27</w:t>
       </w:r>
     </w:p>
     <w:sdt>

--- a/docs/lectures/Chapter04_Lecture.docx
+++ b/docs/lectures/Chapter04_Lecture.docx
@@ -23,7 +23,7 @@
         <w:pStyle w:val="Date"/>
       </w:pPr>
       <w:r>
-        <w:t xml:space="preserve">2026-03-27</w:t>
+        <w:t xml:space="preserve">2026-03-29</w:t>
       </w:r>
     </w:p>
     <w:sdt>

--- a/docs/lectures/Chapter04_Lecture.docx
+++ b/docs/lectures/Chapter04_Lecture.docx
@@ -23,7 +23,7 @@
         <w:pStyle w:val="Date"/>
       </w:pPr>
       <w:r>
-        <w:t xml:space="preserve">2026-03-29</w:t>
+        <w:t xml:space="preserve">2026-03-31</w:t>
       </w:r>
     </w:p>
     <w:sdt>

--- a/docs/lectures/Chapter04_Lecture.docx
+++ b/docs/lectures/Chapter04_Lecture.docx
@@ -23,7 +23,7 @@
         <w:pStyle w:val="Date"/>
       </w:pPr>
       <w:r>
-        <w:t xml:space="preserve">2026-03-31</w:t>
+        <w:t xml:space="preserve">2026-04-01</w:t>
       </w:r>
     </w:p>
     <w:sdt>

--- a/docs/lectures/Chapter04_Lecture.docx
+++ b/docs/lectures/Chapter04_Lecture.docx
@@ -23,7 +23,7 @@
         <w:pStyle w:val="Date"/>
       </w:pPr>
       <w:r>
-        <w:t xml:space="preserve">2026-04-01</w:t>
+        <w:t xml:space="preserve">2026-04-05</w:t>
       </w:r>
     </w:p>
     <w:sdt>

--- a/docs/lectures/Chapter04_Lecture.docx
+++ b/docs/lectures/Chapter04_Lecture.docx
@@ -23,7 +23,7 @@
         <w:pStyle w:val="Date"/>
       </w:pPr>
       <w:r>
-        <w:t xml:space="preserve">2026-04-05</w:t>
+        <w:t xml:space="preserve">2026-04-07</w:t>
       </w:r>
     </w:p>
     <w:sdt>

--- a/docs/lectures/Chapter04_Lecture.docx
+++ b/docs/lectures/Chapter04_Lecture.docx
@@ -23,7 +23,7 @@
         <w:pStyle w:val="Date"/>
       </w:pPr>
       <w:r>
-        <w:t xml:space="preserve">2026-04-07</w:t>
+        <w:t xml:space="preserve">2026-04-13</w:t>
       </w:r>
     </w:p>
     <w:sdt>

--- a/docs/lectures/Chapter04_Lecture.docx
+++ b/docs/lectures/Chapter04_Lecture.docx
@@ -23,7 +23,7 @@
         <w:pStyle w:val="Date"/>
       </w:pPr>
       <w:r>
-        <w:t xml:space="preserve">2026-04-13</w:t>
+        <w:t xml:space="preserve">2026-04-14</w:t>
       </w:r>
     </w:p>
     <w:sdt>

--- a/docs/lectures/Chapter04_Lecture.docx
+++ b/docs/lectures/Chapter04_Lecture.docx
@@ -23,7 +23,7 @@
         <w:pStyle w:val="Date"/>
       </w:pPr>
       <w:r>
-        <w:t xml:space="preserve">2026-04-14</w:t>
+        <w:t xml:space="preserve">2026-04-16</w:t>
       </w:r>
     </w:p>
     <w:sdt>

--- a/docs/lectures/Chapter04_Lecture.docx
+++ b/docs/lectures/Chapter04_Lecture.docx
@@ -23,7 +23,7 @@
         <w:pStyle w:val="Date"/>
       </w:pPr>
       <w:r>
-        <w:t xml:space="preserve">2026-04-16</w:t>
+        <w:t xml:space="preserve">2026-04-19</w:t>
       </w:r>
     </w:p>
     <w:sdt>

--- a/docs/lectures/Chapter04_Lecture.docx
+++ b/docs/lectures/Chapter04_Lecture.docx
@@ -23,7 +23,7 @@
         <w:pStyle w:val="Date"/>
       </w:pPr>
       <w:r>
-        <w:t xml:space="preserve">2026-04-19</w:t>
+        <w:t xml:space="preserve">2026-04-20</w:t>
       </w:r>
     </w:p>
     <w:sdt>

--- a/docs/lectures/Chapter04_Lecture.docx
+++ b/docs/lectures/Chapter04_Lecture.docx
@@ -23,7 +23,7 @@
         <w:pStyle w:val="Date"/>
       </w:pPr>
       <w:r>
-        <w:t xml:space="preserve">2026-04-20</w:t>
+        <w:t xml:space="preserve">2026-04-22</w:t>
       </w:r>
     </w:p>
     <w:sdt>

--- a/docs/lectures/Chapter04_Lecture.docx
+++ b/docs/lectures/Chapter04_Lecture.docx
@@ -23,7 +23,7 @@
         <w:pStyle w:val="Date"/>
       </w:pPr>
       <w:r>
-        <w:t xml:space="preserve">2026-04-22</w:t>
+        <w:t xml:space="preserve">2026-04-23</w:t>
       </w:r>
     </w:p>
     <w:sdt>
